--- a/Files/02 - Shemos/07 - Teruma/5785/Teruma 5785.docx
+++ b/Files/02 - Shemos/07 - Teruma/5785/Teruma 5785.docx
@@ -52,7 +52,7 @@
         <w:rPr>
           <w:rFonts w:ascii="Times New Roman" w:hAnsi="Times New Roman" w:cs="Times New Roman"/>
         </w:rPr>
-        <w:t>. The</w:t>
+        <w:t xml:space="preserve">. The </w:t>
       </w:r>
       <w:r>
         <w:rPr>
@@ -65,7 +65,7 @@
         <w:rPr>
           <w:rFonts w:ascii="Times New Roman" w:hAnsi="Times New Roman" w:cs="Times New Roman"/>
         </w:rPr>
-        <w:t xml:space="preserve"> of</w:t>
+        <w:t xml:space="preserve"> of </w:t>
       </w:r>
       <w:r>
         <w:rPr>
@@ -185,7 +185,7 @@
         <w:rPr>
           <w:rFonts w:ascii="Times New Roman" w:hAnsi="Times New Roman" w:cs="Times New Roman"/>
         </w:rPr>
-        <w:t>, which represents the ongoing</w:t>
+        <w:t xml:space="preserve">, which represents the ongoing </w:t>
       </w:r>
       <w:r>
         <w:rPr>
@@ -516,7 +516,7 @@
         <w:rPr>
           <w:rFonts w:ascii="Times New Roman" w:hAnsi="Times New Roman" w:cs="Times New Roman"/>
         </w:rPr>
-        <w:t xml:space="preserve"> called</w:t>
+        <w:t xml:space="preserve"> called </w:t>
       </w:r>
       <w:r>
         <w:rPr>
@@ -978,7 +978,7 @@
         <w:rPr>
           <w:rFonts w:ascii="Times New Roman" w:hAnsi="Times New Roman" w:cs="Times New Roman"/>
         </w:rPr>
-        <w:t>The</w:t>
+        <w:t xml:space="preserve">The </w:t>
       </w:r>
       <w:r>
         <w:rPr>
@@ -2068,7 +2068,7 @@
         <w:rPr>
           <w:rFonts w:ascii="Times New Roman" w:hAnsi="Times New Roman" w:cs="Times New Roman"/>
         </w:rPr>
-        <w:t xml:space="preserve"> - He needed the help from</w:t>
+        <w:t xml:space="preserve"> - He needed the help from </w:t>
       </w:r>
       <w:r>
         <w:rPr>
@@ -2757,7 +2757,7 @@
         <w:rPr>
           <w:rFonts w:ascii="Times New Roman" w:hAnsi="Times New Roman" w:cs="Times New Roman"/>
         </w:rPr>
-        <w:t>, a</w:t>
+        <w:t xml:space="preserve">, a </w:t>
       </w:r>
       <w:r>
         <w:rPr>
@@ -4220,7 +4220,7 @@
         <w:rPr>
           <w:rFonts w:ascii="Times New Roman" w:hAnsi="Times New Roman" w:cs="Times New Roman"/>
         </w:rPr>
-        <w:t xml:space="preserve"> that</w:t>
+        <w:t xml:space="preserve"> that </w:t>
       </w:r>
       <w:r>
         <w:rPr>

--- a/Files/02 - Shemos/07 - Teruma/5785/Teruma 5785.docx
+++ b/Files/02 - Shemos/07 - Teruma/5785/Teruma 5785.docx
@@ -257,7 +257,7 @@
           <w:rFonts w:ascii="Times New Roman" w:hAnsi="Times New Roman" w:cs="Times New Roman"/>
           <w:rtl/>
         </w:rPr>
-        <w:t>"</w:t>
+        <w:t>״</w:t>
       </w:r>
       <w:r>
         <w:rPr>
@@ -1349,7 +1349,7 @@
           <w:rFonts w:ascii="Times New Roman" w:hAnsi="Times New Roman" w:cs="Times New Roman"/>
           <w:rtl/>
         </w:rPr>
-        <w:t>"</w:t>
+        <w:t>״</w:t>
       </w:r>
       <w:r>
         <w:rPr>
@@ -1390,7 +1390,7 @@
           <w:rFonts w:ascii="Times New Roman" w:hAnsi="Times New Roman" w:cs="Times New Roman"/>
           <w:rtl/>
         </w:rPr>
-        <w:t>"</w:t>
+        <w:t>״</w:t>
       </w:r>
       <w:r>
         <w:rPr>
@@ -4353,7 +4353,7 @@
           <w:rFonts w:ascii="Times New Roman" w:hAnsi="Times New Roman" w:cs="Times New Roman"/>
           <w:rtl/>
         </w:rPr>
-        <w:t>"</w:t>
+        <w:t>״</w:t>
       </w:r>
       <w:r>
         <w:rPr>
@@ -4406,7 +4406,7 @@
           <w:rFonts w:ascii="Times New Roman" w:hAnsi="Times New Roman" w:cs="Times New Roman"/>
           <w:rtl/>
         </w:rPr>
-        <w:t>"</w:t>
+        <w:t>״</w:t>
       </w:r>
       <w:r>
         <w:rPr>
@@ -4459,7 +4459,7 @@
           <w:rFonts w:ascii="Times New Roman" w:hAnsi="Times New Roman" w:cs="Times New Roman"/>
           <w:rtl/>
         </w:rPr>
-        <w:t>"</w:t>
+        <w:t>״</w:t>
       </w:r>
       <w:r>
         <w:rPr>
@@ -4492,7 +4492,7 @@
           <w:rFonts w:ascii="Times New Roman" w:hAnsi="Times New Roman" w:cs="Times New Roman"/>
           <w:rtl/>
         </w:rPr>
-        <w:t>"</w:t>
+        <w:t>״</w:t>
       </w:r>
       <w:r>
         <w:rPr>
@@ -4575,7 +4575,7 @@
           <w:rFonts w:ascii="Times New Roman" w:hAnsi="Times New Roman" w:cs="Times New Roman"/>
           <w:rtl/>
         </w:rPr>
-        <w:t>"</w:t>
+        <w:t>״</w:t>
       </w:r>
       <w:r>
         <w:rPr>
@@ -4724,7 +4724,7 @@
           <w:rFonts w:ascii="Times New Roman" w:hAnsi="Times New Roman" w:cs="Times New Roman"/>
           <w:rtl/>
         </w:rPr>
-        <w:t>"</w:t>
+        <w:t>״</w:t>
       </w:r>
       <w:r>
         <w:rPr>
@@ -4765,7 +4765,7 @@
           <w:rFonts w:ascii="Times New Roman" w:hAnsi="Times New Roman" w:cs="Times New Roman"/>
           <w:rtl/>
         </w:rPr>
-        <w:t>"</w:t>
+        <w:t>״</w:t>
       </w:r>
       <w:r>
         <w:rPr>
@@ -4907,7 +4907,7 @@
           <w:rFonts w:ascii="Times New Roman" w:hAnsi="Times New Roman" w:cs="Times New Roman"/>
           <w:rtl/>
         </w:rPr>
-        <w:t>"</w:t>
+        <w:t>״</w:t>
       </w:r>
       <w:r>
         <w:rPr>
@@ -5214,7 +5214,7 @@
           <w:rFonts w:ascii="Times New Roman" w:hAnsi="Times New Roman" w:cs="Times New Roman"/>
           <w:rtl/>
         </w:rPr>
-        <w:t>"</w:t>
+        <w:t>״</w:t>
       </w:r>
       <w:r>
         <w:rPr>
@@ -5319,7 +5319,7 @@
           <w:rFonts w:ascii="Times New Roman" w:hAnsi="Times New Roman" w:cs="Times New Roman"/>
           <w:rtl/>
         </w:rPr>
-        <w:t>"</w:t>
+        <w:t>״</w:t>
       </w:r>
       <w:r>
         <w:rPr>
@@ -5423,7 +5423,7 @@
           <w:rFonts w:ascii="Times New Roman" w:hAnsi="Times New Roman" w:cs="Times New Roman"/>
           <w:rtl/>
         </w:rPr>
-        <w:t>"</w:t>
+        <w:t>״</w:t>
       </w:r>
       <w:r>
         <w:rPr>
@@ -5528,7 +5528,7 @@
           <w:rFonts w:ascii="Times New Roman" w:hAnsi="Times New Roman" w:cs="Times New Roman"/>
           <w:rtl/>
         </w:rPr>
-        <w:t>"</w:t>
+        <w:t>״</w:t>
       </w:r>
       <w:r>
         <w:rPr>

--- a/Files/02 - Shemos/07 - Teruma/5785/Teruma 5785.docx
+++ b/Files/02 - Shemos/07 - Teruma/5785/Teruma 5785.docx
@@ -52,7 +52,7 @@
         <w:rPr>
           <w:rFonts w:ascii="Times New Roman" w:hAnsi="Times New Roman" w:cs="Times New Roman"/>
         </w:rPr>
-        <w:t xml:space="preserve">. The </w:t>
+        <w:t>. The</w:t>
       </w:r>
       <w:r>
         <w:rPr>
@@ -65,7 +65,7 @@
         <w:rPr>
           <w:rFonts w:ascii="Times New Roman" w:hAnsi="Times New Roman" w:cs="Times New Roman"/>
         </w:rPr>
-        <w:t xml:space="preserve"> of </w:t>
+        <w:t xml:space="preserve"> of</w:t>
       </w:r>
       <w:r>
         <w:rPr>
@@ -185,7 +185,7 @@
         <w:rPr>
           <w:rFonts w:ascii="Times New Roman" w:hAnsi="Times New Roman" w:cs="Times New Roman"/>
         </w:rPr>
-        <w:t xml:space="preserve">, which represents the ongoing </w:t>
+        <w:t>, which represents the ongoing</w:t>
       </w:r>
       <w:r>
         <w:rPr>
@@ -257,7 +257,7 @@
           <w:rFonts w:ascii="Times New Roman" w:hAnsi="Times New Roman" w:cs="Times New Roman"/>
           <w:rtl/>
         </w:rPr>
-        <w:t>״</w:t>
+        <w:t>"</w:t>
       </w:r>
       <w:r>
         <w:rPr>
@@ -516,7 +516,7 @@
         <w:rPr>
           <w:rFonts w:ascii="Times New Roman" w:hAnsi="Times New Roman" w:cs="Times New Roman"/>
         </w:rPr>
-        <w:t xml:space="preserve"> called </w:t>
+        <w:t xml:space="preserve"> called</w:t>
       </w:r>
       <w:r>
         <w:rPr>
@@ -978,7 +978,7 @@
         <w:rPr>
           <w:rFonts w:ascii="Times New Roman" w:hAnsi="Times New Roman" w:cs="Times New Roman"/>
         </w:rPr>
-        <w:t xml:space="preserve">The </w:t>
+        <w:t>The</w:t>
       </w:r>
       <w:r>
         <w:rPr>
@@ -1349,7 +1349,7 @@
           <w:rFonts w:ascii="Times New Roman" w:hAnsi="Times New Roman" w:cs="Times New Roman"/>
           <w:rtl/>
         </w:rPr>
-        <w:t>״</w:t>
+        <w:t>"</w:t>
       </w:r>
       <w:r>
         <w:rPr>
@@ -1390,7 +1390,7 @@
           <w:rFonts w:ascii="Times New Roman" w:hAnsi="Times New Roman" w:cs="Times New Roman"/>
           <w:rtl/>
         </w:rPr>
-        <w:t>״</w:t>
+        <w:t>"</w:t>
       </w:r>
       <w:r>
         <w:rPr>
@@ -1505,7 +1505,19 @@
         <w:rPr>
           <w:rFonts w:ascii="Times New Roman" w:hAnsi="Times New Roman" w:cs="Times New Roman"/>
         </w:rPr>
-        <w:t xml:space="preserve">. The third one, not quite as famous, are </w:t>
+        <w:t xml:space="preserve">. The third one, not quite as famous, </w:t>
+      </w:r>
+      <w:r>
+        <w:rPr>
+          <w:rFonts w:ascii="Times New Roman" w:hAnsi="Times New Roman" w:cs="Times New Roman"/>
+        </w:rPr>
+        <w:t>is</w:t>
+      </w:r>
+      <w:r>
+        <w:rPr>
+          <w:rFonts w:ascii="Times New Roman" w:hAnsi="Times New Roman" w:cs="Times New Roman"/>
+        </w:rPr>
+        <w:t xml:space="preserve"> </w:t>
       </w:r>
       <w:r>
         <w:rPr>
@@ -2068,7 +2080,7 @@
         <w:rPr>
           <w:rFonts w:ascii="Times New Roman" w:hAnsi="Times New Roman" w:cs="Times New Roman"/>
         </w:rPr>
-        <w:t xml:space="preserve"> - He needed the help from </w:t>
+        <w:t xml:space="preserve"> - He needed the help from</w:t>
       </w:r>
       <w:r>
         <w:rPr>
@@ -2757,7 +2769,7 @@
         <w:rPr>
           <w:rFonts w:ascii="Times New Roman" w:hAnsi="Times New Roman" w:cs="Times New Roman"/>
         </w:rPr>
-        <w:t xml:space="preserve">, a </w:t>
+        <w:t>, a</w:t>
       </w:r>
       <w:r>
         <w:rPr>
@@ -4220,7 +4232,7 @@
         <w:rPr>
           <w:rFonts w:ascii="Times New Roman" w:hAnsi="Times New Roman" w:cs="Times New Roman"/>
         </w:rPr>
-        <w:t xml:space="preserve"> that </w:t>
+        <w:t xml:space="preserve"> that</w:t>
       </w:r>
       <w:r>
         <w:rPr>
@@ -4353,7 +4365,7 @@
           <w:rFonts w:ascii="Times New Roman" w:hAnsi="Times New Roman" w:cs="Times New Roman"/>
           <w:rtl/>
         </w:rPr>
-        <w:t>״</w:t>
+        <w:t>"</w:t>
       </w:r>
       <w:r>
         <w:rPr>
@@ -4406,7 +4418,7 @@
           <w:rFonts w:ascii="Times New Roman" w:hAnsi="Times New Roman" w:cs="Times New Roman"/>
           <w:rtl/>
         </w:rPr>
-        <w:t>״</w:t>
+        <w:t>"</w:t>
       </w:r>
       <w:r>
         <w:rPr>
@@ -4459,7 +4471,7 @@
           <w:rFonts w:ascii="Times New Roman" w:hAnsi="Times New Roman" w:cs="Times New Roman"/>
           <w:rtl/>
         </w:rPr>
-        <w:t>״</w:t>
+        <w:t>"</w:t>
       </w:r>
       <w:r>
         <w:rPr>
@@ -4492,7 +4504,7 @@
           <w:rFonts w:ascii="Times New Roman" w:hAnsi="Times New Roman" w:cs="Times New Roman"/>
           <w:rtl/>
         </w:rPr>
-        <w:t>״</w:t>
+        <w:t>"</w:t>
       </w:r>
       <w:r>
         <w:rPr>
@@ -4575,7 +4587,7 @@
           <w:rFonts w:ascii="Times New Roman" w:hAnsi="Times New Roman" w:cs="Times New Roman"/>
           <w:rtl/>
         </w:rPr>
-        <w:t>״</w:t>
+        <w:t>"</w:t>
       </w:r>
       <w:r>
         <w:rPr>
@@ -4724,7 +4736,7 @@
           <w:rFonts w:ascii="Times New Roman" w:hAnsi="Times New Roman" w:cs="Times New Roman"/>
           <w:rtl/>
         </w:rPr>
-        <w:t>״</w:t>
+        <w:t>"</w:t>
       </w:r>
       <w:r>
         <w:rPr>
@@ -4765,7 +4777,7 @@
           <w:rFonts w:ascii="Times New Roman" w:hAnsi="Times New Roman" w:cs="Times New Roman"/>
           <w:rtl/>
         </w:rPr>
-        <w:t>״</w:t>
+        <w:t>"</w:t>
       </w:r>
       <w:r>
         <w:rPr>
@@ -4907,7 +4919,7 @@
           <w:rFonts w:ascii="Times New Roman" w:hAnsi="Times New Roman" w:cs="Times New Roman"/>
           <w:rtl/>
         </w:rPr>
-        <w:t>״</w:t>
+        <w:t>"</w:t>
       </w:r>
       <w:r>
         <w:rPr>
@@ -5214,7 +5226,7 @@
           <w:rFonts w:ascii="Times New Roman" w:hAnsi="Times New Roman" w:cs="Times New Roman"/>
           <w:rtl/>
         </w:rPr>
-        <w:t>״</w:t>
+        <w:t>"</w:t>
       </w:r>
       <w:r>
         <w:rPr>
@@ -5319,7 +5331,7 @@
           <w:rFonts w:ascii="Times New Roman" w:hAnsi="Times New Roman" w:cs="Times New Roman"/>
           <w:rtl/>
         </w:rPr>
-        <w:t>״</w:t>
+        <w:t>"</w:t>
       </w:r>
       <w:r>
         <w:rPr>
@@ -5423,7 +5435,7 @@
           <w:rFonts w:ascii="Times New Roman" w:hAnsi="Times New Roman" w:cs="Times New Roman"/>
           <w:rtl/>
         </w:rPr>
-        <w:t>״</w:t>
+        <w:t>"</w:t>
       </w:r>
       <w:r>
         <w:rPr>
@@ -5528,7 +5540,7 @@
           <w:rFonts w:ascii="Times New Roman" w:hAnsi="Times New Roman" w:cs="Times New Roman"/>
           <w:rtl/>
         </w:rPr>
-        <w:t>״</w:t>
+        <w:t>"</w:t>
       </w:r>
       <w:r>
         <w:rPr>

--- a/Files/02 - Shemos/07 - Teruma/5785/Teruma 5785.docx
+++ b/Files/02 - Shemos/07 - Teruma/5785/Teruma 5785.docx
@@ -52,7 +52,7 @@
         <w:rPr>
           <w:rFonts w:ascii="Times New Roman" w:hAnsi="Times New Roman" w:cs="Times New Roman"/>
         </w:rPr>
-        <w:t>. The</w:t>
+        <w:t xml:space="preserve">. The </w:t>
       </w:r>
       <w:r>
         <w:rPr>
@@ -65,7 +65,7 @@
         <w:rPr>
           <w:rFonts w:ascii="Times New Roman" w:hAnsi="Times New Roman" w:cs="Times New Roman"/>
         </w:rPr>
-        <w:t xml:space="preserve"> of</w:t>
+        <w:t xml:space="preserve"> of </w:t>
       </w:r>
       <w:r>
         <w:rPr>
@@ -185,7 +185,7 @@
         <w:rPr>
           <w:rFonts w:ascii="Times New Roman" w:hAnsi="Times New Roman" w:cs="Times New Roman"/>
         </w:rPr>
-        <w:t>, which represents the ongoing</w:t>
+        <w:t xml:space="preserve">, which represents the ongoing </w:t>
       </w:r>
       <w:r>
         <w:rPr>
@@ -257,7 +257,7 @@
           <w:rFonts w:ascii="Times New Roman" w:hAnsi="Times New Roman" w:cs="Times New Roman"/>
           <w:rtl/>
         </w:rPr>
-        <w:t>"</w:t>
+        <w:t>״</w:t>
       </w:r>
       <w:r>
         <w:rPr>
@@ -516,7 +516,7 @@
         <w:rPr>
           <w:rFonts w:ascii="Times New Roman" w:hAnsi="Times New Roman" w:cs="Times New Roman"/>
         </w:rPr>
-        <w:t xml:space="preserve"> called</w:t>
+        <w:t xml:space="preserve"> called </w:t>
       </w:r>
       <w:r>
         <w:rPr>
@@ -978,7 +978,7 @@
         <w:rPr>
           <w:rFonts w:ascii="Times New Roman" w:hAnsi="Times New Roman" w:cs="Times New Roman"/>
         </w:rPr>
-        <w:t>The</w:t>
+        <w:t xml:space="preserve">The </w:t>
       </w:r>
       <w:r>
         <w:rPr>
@@ -1349,7 +1349,7 @@
           <w:rFonts w:ascii="Times New Roman" w:hAnsi="Times New Roman" w:cs="Times New Roman"/>
           <w:rtl/>
         </w:rPr>
-        <w:t>"</w:t>
+        <w:t>״</w:t>
       </w:r>
       <w:r>
         <w:rPr>
@@ -1390,7 +1390,7 @@
           <w:rFonts w:ascii="Times New Roman" w:hAnsi="Times New Roman" w:cs="Times New Roman"/>
           <w:rtl/>
         </w:rPr>
-        <w:t>"</w:t>
+        <w:t>״</w:t>
       </w:r>
       <w:r>
         <w:rPr>
@@ -2080,7 +2080,7 @@
         <w:rPr>
           <w:rFonts w:ascii="Times New Roman" w:hAnsi="Times New Roman" w:cs="Times New Roman"/>
         </w:rPr>
-        <w:t xml:space="preserve"> - He needed the help from</w:t>
+        <w:t xml:space="preserve"> - He needed the help from </w:t>
       </w:r>
       <w:r>
         <w:rPr>
@@ -2769,7 +2769,7 @@
         <w:rPr>
           <w:rFonts w:ascii="Times New Roman" w:hAnsi="Times New Roman" w:cs="Times New Roman"/>
         </w:rPr>
-        <w:t>, a</w:t>
+        <w:t xml:space="preserve">, a </w:t>
       </w:r>
       <w:r>
         <w:rPr>
@@ -4232,7 +4232,7 @@
         <w:rPr>
           <w:rFonts w:ascii="Times New Roman" w:hAnsi="Times New Roman" w:cs="Times New Roman"/>
         </w:rPr>
-        <w:t xml:space="preserve"> that</w:t>
+        <w:t xml:space="preserve"> that </w:t>
       </w:r>
       <w:r>
         <w:rPr>
@@ -4365,7 +4365,7 @@
           <w:rFonts w:ascii="Times New Roman" w:hAnsi="Times New Roman" w:cs="Times New Roman"/>
           <w:rtl/>
         </w:rPr>
-        <w:t>"</w:t>
+        <w:t>״</w:t>
       </w:r>
       <w:r>
         <w:rPr>
@@ -4418,7 +4418,7 @@
           <w:rFonts w:ascii="Times New Roman" w:hAnsi="Times New Roman" w:cs="Times New Roman"/>
           <w:rtl/>
         </w:rPr>
-        <w:t>"</w:t>
+        <w:t>״</w:t>
       </w:r>
       <w:r>
         <w:rPr>
@@ -4471,7 +4471,7 @@
           <w:rFonts w:ascii="Times New Roman" w:hAnsi="Times New Roman" w:cs="Times New Roman"/>
           <w:rtl/>
         </w:rPr>
-        <w:t>"</w:t>
+        <w:t>״</w:t>
       </w:r>
       <w:r>
         <w:rPr>
@@ -4504,7 +4504,7 @@
           <w:rFonts w:ascii="Times New Roman" w:hAnsi="Times New Roman" w:cs="Times New Roman"/>
           <w:rtl/>
         </w:rPr>
-        <w:t>"</w:t>
+        <w:t>״</w:t>
       </w:r>
       <w:r>
         <w:rPr>
@@ -4587,7 +4587,7 @@
           <w:rFonts w:ascii="Times New Roman" w:hAnsi="Times New Roman" w:cs="Times New Roman"/>
           <w:rtl/>
         </w:rPr>
-        <w:t>"</w:t>
+        <w:t>״</w:t>
       </w:r>
       <w:r>
         <w:rPr>
@@ -4736,7 +4736,7 @@
           <w:rFonts w:ascii="Times New Roman" w:hAnsi="Times New Roman" w:cs="Times New Roman"/>
           <w:rtl/>
         </w:rPr>
-        <w:t>"</w:t>
+        <w:t>״</w:t>
       </w:r>
       <w:r>
         <w:rPr>
@@ -4777,7 +4777,7 @@
           <w:rFonts w:ascii="Times New Roman" w:hAnsi="Times New Roman" w:cs="Times New Roman"/>
           <w:rtl/>
         </w:rPr>
-        <w:t>"</w:t>
+        <w:t>״</w:t>
       </w:r>
       <w:r>
         <w:rPr>
@@ -4919,7 +4919,7 @@
           <w:rFonts w:ascii="Times New Roman" w:hAnsi="Times New Roman" w:cs="Times New Roman"/>
           <w:rtl/>
         </w:rPr>
-        <w:t>"</w:t>
+        <w:t>״</w:t>
       </w:r>
       <w:r>
         <w:rPr>
@@ -5226,7 +5226,7 @@
           <w:rFonts w:ascii="Times New Roman" w:hAnsi="Times New Roman" w:cs="Times New Roman"/>
           <w:rtl/>
         </w:rPr>
-        <w:t>"</w:t>
+        <w:t>״</w:t>
       </w:r>
       <w:r>
         <w:rPr>
@@ -5331,7 +5331,7 @@
           <w:rFonts w:ascii="Times New Roman" w:hAnsi="Times New Roman" w:cs="Times New Roman"/>
           <w:rtl/>
         </w:rPr>
-        <w:t>"</w:t>
+        <w:t>״</w:t>
       </w:r>
       <w:r>
         <w:rPr>
@@ -5435,7 +5435,7 @@
           <w:rFonts w:ascii="Times New Roman" w:hAnsi="Times New Roman" w:cs="Times New Roman"/>
           <w:rtl/>
         </w:rPr>
-        <w:t>"</w:t>
+        <w:t>״</w:t>
       </w:r>
       <w:r>
         <w:rPr>
@@ -5540,7 +5540,7 @@
           <w:rFonts w:ascii="Times New Roman" w:hAnsi="Times New Roman" w:cs="Times New Roman"/>
           <w:rtl/>
         </w:rPr>
-        <w:t>"</w:t>
+        <w:t>״</w:t>
       </w:r>
       <w:r>
         <w:rPr>
